--- a/data/outputs/v2/Grade11/Biology/Lesson_Plans/SS1.1_Taxonomy_I/Biology_Taxonomy_I_FinalExplanation_TeacherKey.docx
+++ b/data/outputs/v2/Grade11/Biology/Lesson_Plans/SS1.1_Taxonomy_I/Biology_Taxonomy_I_FinalExplanation_TeacherKey.docx
@@ -1826,7 +1826,7 @@
         </w:rPr>
         <w:t xml:space="preserve">© 2026 SeaVuria and ARES. This work is licensed under a </w:t>
       </w:r>
-      <w:hyperlink w:history="1" r:id="rIdwzrpyvuhejqjbg0cjepem">
+      <w:hyperlink w:history="1" r:id="rIdqwlbhb5r811is7rq9rxeb">
         <w:r>
           <w:rPr>
             <w:rFonts w:ascii="Arial" w:cs="Arial" w:eastAsia="Arial" w:hAnsi="Arial"/>
@@ -1846,7 +1846,7 @@
         </w:rPr>
         <w:t xml:space="preserve"> (</w:t>
       </w:r>
-      <w:hyperlink w:history="1" r:id="rIdtq8pklbl6j-6feouhiyin">
+      <w:hyperlink w:history="1" r:id="rId1w0qljxwyypfkb_k3a4jy">
         <w:r>
           <w:rPr>
             <w:rFonts w:ascii="Arial" w:cs="Arial" w:eastAsia="Arial" w:hAnsi="Arial"/>
@@ -1866,7 +1866,7 @@
         </w:rPr>
         <w:t xml:space="preserve">). To view a copy of this license, visit </w:t>
       </w:r>
-      <w:hyperlink w:history="1" r:id="rIdxqxauo8d3vywa8ceiuh-r">
+      <w:hyperlink w:history="1" r:id="rIdbil1mhe3dtxc2odoke1xj">
         <w:r>
           <w:rPr>
             <w:rFonts w:ascii="Arial" w:cs="Arial" w:eastAsia="Arial" w:hAnsi="Arial"/>

--- a/data/outputs/v2/Grade11/Biology/Lesson_Plans/SS1.1_Taxonomy_I/Biology_Taxonomy_I_FinalExplanation_TeacherKey.docx
+++ b/data/outputs/v2/Grade11/Biology/Lesson_Plans/SS1.1_Taxonomy_I/Biology_Taxonomy_I_FinalExplanation_TeacherKey.docx
@@ -1826,7 +1826,7 @@
         </w:rPr>
         <w:t xml:space="preserve">© 2026 SeaVuria and ARES. This work is licensed under a </w:t>
       </w:r>
-      <w:hyperlink w:history="1" r:id="rIdqwlbhb5r811is7rq9rxeb">
+      <w:hyperlink w:history="1" r:id="rIdqs9dpnskfwota9nzmrme9">
         <w:r>
           <w:rPr>
             <w:rFonts w:ascii="Arial" w:cs="Arial" w:eastAsia="Arial" w:hAnsi="Arial"/>
@@ -1846,7 +1846,7 @@
         </w:rPr>
         <w:t xml:space="preserve"> (</w:t>
       </w:r>
-      <w:hyperlink w:history="1" r:id="rId1w0qljxwyypfkb_k3a4jy">
+      <w:hyperlink w:history="1" r:id="rIdve0nkj-aa1f87q_c9yb2k">
         <w:r>
           <w:rPr>
             <w:rFonts w:ascii="Arial" w:cs="Arial" w:eastAsia="Arial" w:hAnsi="Arial"/>
@@ -1866,7 +1866,7 @@
         </w:rPr>
         <w:t xml:space="preserve">). To view a copy of this license, visit </w:t>
       </w:r>
-      <w:hyperlink w:history="1" r:id="rIdbil1mhe3dtxc2odoke1xj">
+      <w:hyperlink w:history="1" r:id="rIdhvf6kmdyr96ku0y-xvzpx">
         <w:r>
           <w:rPr>
             <w:rFonts w:ascii="Arial" w:cs="Arial" w:eastAsia="Arial" w:hAnsi="Arial"/>

--- a/data/outputs/v2/Grade11/Biology/Lesson_Plans/SS1.1_Taxonomy_I/Biology_Taxonomy_I_FinalExplanation_TeacherKey.docx
+++ b/data/outputs/v2/Grade11/Biology/Lesson_Plans/SS1.1_Taxonomy_I/Biology_Taxonomy_I_FinalExplanation_TeacherKey.docx
@@ -1826,7 +1826,7 @@
         </w:rPr>
         <w:t xml:space="preserve">© 2026 SeaVuria and ARES. This work is licensed under a </w:t>
       </w:r>
-      <w:hyperlink w:history="1" r:id="rIdqs9dpnskfwota9nzmrme9">
+      <w:hyperlink w:history="1" r:id="rIdlltrbmslvs4t6simimwo5">
         <w:r>
           <w:rPr>
             <w:rFonts w:ascii="Arial" w:cs="Arial" w:eastAsia="Arial" w:hAnsi="Arial"/>
@@ -1846,7 +1846,7 @@
         </w:rPr>
         <w:t xml:space="preserve"> (</w:t>
       </w:r>
-      <w:hyperlink w:history="1" r:id="rIdve0nkj-aa1f87q_c9yb2k">
+      <w:hyperlink w:history="1" r:id="rId5h3nhkk0rkai3-ru_qxxh">
         <w:r>
           <w:rPr>
             <w:rFonts w:ascii="Arial" w:cs="Arial" w:eastAsia="Arial" w:hAnsi="Arial"/>
@@ -1866,7 +1866,7 @@
         </w:rPr>
         <w:t xml:space="preserve">). To view a copy of this license, visit </w:t>
       </w:r>
-      <w:hyperlink w:history="1" r:id="rIdhvf6kmdyr96ku0y-xvzpx">
+      <w:hyperlink w:history="1" r:id="rIdjonvdw5es4myplbkwan18">
         <w:r>
           <w:rPr>
             <w:rFonts w:ascii="Arial" w:cs="Arial" w:eastAsia="Arial" w:hAnsi="Arial"/>

--- a/data/outputs/v2/Grade11/Biology/Lesson_Plans/SS1.1_Taxonomy_I/Biology_Taxonomy_I_FinalExplanation_TeacherKey.docx
+++ b/data/outputs/v2/Grade11/Biology/Lesson_Plans/SS1.1_Taxonomy_I/Biology_Taxonomy_I_FinalExplanation_TeacherKey.docx
@@ -1826,7 +1826,7 @@
         </w:rPr>
         <w:t xml:space="preserve">© 2026 SeaVuria and ARES. This work is licensed under a </w:t>
       </w:r>
-      <w:hyperlink w:history="1" r:id="rIdlltrbmslvs4t6simimwo5">
+      <w:hyperlink w:history="1" r:id="rIdgzqhq7egkoiwb0o-nlicm">
         <w:r>
           <w:rPr>
             <w:rFonts w:ascii="Arial" w:cs="Arial" w:eastAsia="Arial" w:hAnsi="Arial"/>
@@ -1846,7 +1846,7 @@
         </w:rPr>
         <w:t xml:space="preserve"> (</w:t>
       </w:r>
-      <w:hyperlink w:history="1" r:id="rId5h3nhkk0rkai3-ru_qxxh">
+      <w:hyperlink w:history="1" r:id="rId2-8xg45lzyacuvfrgpcpk">
         <w:r>
           <w:rPr>
             <w:rFonts w:ascii="Arial" w:cs="Arial" w:eastAsia="Arial" w:hAnsi="Arial"/>
@@ -1866,7 +1866,7 @@
         </w:rPr>
         <w:t xml:space="preserve">). To view a copy of this license, visit </w:t>
       </w:r>
-      <w:hyperlink w:history="1" r:id="rIdjonvdw5es4myplbkwan18">
+      <w:hyperlink w:history="1" r:id="rIdwdbthlnphrw7eh0_eeee7">
         <w:r>
           <w:rPr>
             <w:rFonts w:ascii="Arial" w:cs="Arial" w:eastAsia="Arial" w:hAnsi="Arial"/>

--- a/data/outputs/v2/Grade11/Biology/Lesson_Plans/SS1.1_Taxonomy_I/Biology_Taxonomy_I_FinalExplanation_TeacherKey.docx
+++ b/data/outputs/v2/Grade11/Biology/Lesson_Plans/SS1.1_Taxonomy_I/Biology_Taxonomy_I_FinalExplanation_TeacherKey.docx
@@ -95,7 +95,7 @@
                 <w:sz w:val="22"/>
                 <w:szCs w:val="22"/>
               </w:rPr>
-              <w:t xml:space="preserve">FINAL EXPLANATION: BIOLOGY GRADE 11: TAXONOMY I (SUB-STRAND 1.1)</w:t>
+              <w:t xml:space="preserve">FINAL EXPLANATION: BIOLOGY GRADE 11 – SUB-STRAND 1.1 TAXONOMY I: FINAL EXPLANATION</w:t>
             </w:r>
           </w:p>
         </w:tc>
@@ -224,7 +224,7 @@
                 <w:sz w:val="18"/>
                 <w:szCs w:val="18"/>
               </w:rPr>
-              <w:t xml:space="preserve">This is your Final Explanation. It answers the Driving Question: How can we organise the many different living organisms around us so that everyone can identify and study them in the same way? Think back to Lesson 1, when your group sorted the goat, chicken, maize plant, mushroom, algae, bacteria, bean plant and mosquito, and found that other groups sorted them differently and used different Kikuyu, Luo, Kiswahili and English names. Answer each section in your own words in the space under the prompt. Use evidence from the activities you did, including the cards, videos, charts and the Final Classification Challenge. Where a prompt asks you to, give a Claim, Evidence and Reasoning. Write scientific names correctly: genus with a capital letter, species with small letters, and italicised or underlined.</w:t>
+              <w:t xml:space="preserve">This is your Final Explanation for the whole unit. Our driving question was: How can we organise the many different living organisms around us so that everyone can identify and study them in the same way? Think back to Lesson 1, when your group sorted a goat, a chicken, a maize plant, a mushroom, algae, bacteria, a bean plant and a mosquito, and found that other groups sorted them differently and used different names in Kikuyu, Luo, Kiswahili and English. Answer each section in the space under the prompt, using full sentences. Use evidence from the activities you did (sorting, case sets, rank cards, name comparison cards, kingdom profile cards). Use the Claim-Evidence-Reasoning (CER) structure where the prompt asks for it. Write scientific names correctly. Your group poster or classification guide of local organisms and your own written explanation will be marked on: correct use of characteristics, evidence and justification, accuracy of classification and naming, communication and collaboration, and local application and conservation.</w:t>
             </w:r>
           </w:p>
         </w:tc>
@@ -285,7 +285,7 @@
                 <w:sz w:val="22"/>
                 <w:szCs w:val="22"/>
               </w:rPr>
-              <w:t xml:space="preserve">Part 1: Why did our groupings differ, and why is that a problem?</w:t>
+              <w:t xml:space="preserve">Part 1: Why our first groupings were not enough</w:t>
             </w:r>
           </w:p>
         </w:tc>
@@ -319,7 +319,7 @@
                 <w:sz w:val="18"/>
                 <w:szCs w:val="18"/>
               </w:rPr>
-              <w:t xml:space="preserve">In Lesson 1 you sorted eight familiar organisms by your own rules, and other groups sorted them differently. (a) Describe two different ways groups sorted the organisms. (b) Why could every group say it was correct? (c) Why did this still cause a problem when people tried to identify, study and talk about organisms?</w:t>
+              <w:t xml:space="preserve">Look back at the Lesson 1 sorting activity with the eight organisms. (a) Describe two different ways groups sorted the organisms and what you noticed when groups compared. (b) Why was every group correct by its own rules, yet the groupings could not be used by everyone in the same way? (c) Explain why local names alone are not enough for scientists, using what you found about names for the same organism in Lesson 1.</w:t>
             </w:r>
           </w:p>
         </w:tc>
@@ -351,7 +351,7 @@
                 <w:sz w:val="18"/>
                 <w:szCs w:val="18"/>
               </w:rPr>
-              <w:t xml:space="preserve">(a) One group sorted by where the organisms live (for example, land versus water). Another sorted by usefulness (food, pests, disease), and another by whether the organism is green or can move. (b) Each group was correct by its own rule, because there is no single right criterion for sorting when everyone picks a different one. (c) Because the rules differed, the same organism ended up in different groups. The same organism also has different local names in Kikuyu, Luo, Kiswahili and English, so two people may not be sure they are talking about the same organism. Local names and personal rules are useful at home but cannot be used by everyone in the same way. We need a universal, agreed system of classification. This is the science of taxonomy, which means naming, describing and classifying organisms.</w:t>
+              <w:t xml:space="preserve">(a) One group sorted by habitat (where the organisms live) and another sorted by usefulness (food, pests, disease), and others used colour, size, or whether the organism is green or can move. When we compared, the same organism, for example the mosquito or the maize plant, was in different groups, and the same organism had different names in Kikuyu, Luo, Kiswahili and English. (b) Each group was correct by its own criteria, but the criteria and names were different, so people could not be sure they were talking about the same organism or grouping organisms in the same way. There was no shared system. (c) In Lesson 1 we found that the same organism has different local names in Kikuyu, Luo, Kiswahili and English. Because names differ between communities, people cannot be sure they are discussing the same organism, so local names cannot be relied on by everyone. Scientists need a shared system to identify, study and communicate about organisms correctly, and correct identification also helps in conserving biodiversity.</w:t>
             </w:r>
           </w:p>
         </w:tc>
@@ -412,7 +412,7 @@
                 <w:sz w:val="22"/>
                 <w:szCs w:val="22"/>
               </w:rPr>
-              <w:t xml:space="preserve">Part 2: Why do scientists classify organisms?</w:t>
+              <w:t xml:space="preserve">Part 2: The hierarchy of taxonomic units</w:t>
             </w:r>
           </w:p>
         </w:tc>
@@ -446,7 +446,7 @@
                 <w:sz w:val="18"/>
                 <w:szCs w:val="18"/>
               </w:rPr>
-              <w:t xml:space="preserve">Think about the case studies you investigated in Lesson 2. Write a Claim, Evidence and Reasoning explaining why classifying organisms and identifying them correctly matters. Include one reason that links to conserving living things.</w:t>
+              <w:t xml:space="preserve">(a) List the seven taxonomic ranks in order from the broadest to the most specific. (b) Choose one Kenyan organism such as the goat or the maize plant (Zea mays) and follow it from Kingdom down to Species. Explain what happens to the number of organisms in a group and how similar they are as you move down. (c) Write a CER statement: Claim, Evidence and Reasoning for why a ranked hierarchy helps people in Nairobi, Kisumu and Mombasa identify an organism in the same way.</w:t>
             </w:r>
           </w:p>
         </w:tc>
@@ -478,7 +478,7 @@
                 <w:sz w:val="18"/>
                 <w:szCs w:val="18"/>
               </w:rPr>
-              <w:t xml:space="preserve">Claim: Classification is needed because there are so many different organisms that we cannot study or identify them one by one without an organised system, and wrong identification can cause harm. Evidence: In the cases we studied, an edible mushroom can be confused with a poisonous one, and wrongly identifying it can be dangerous. Among insects, some are useful while others are harmful, so we must be able to tell them apart by their features. Among plants, crops such as maize and beans must be told apart from weeds such as couch grass and black jack. Reasoning: Correct identification depends on checking shared features, not on local names alone, which differ between communities. A shared system lets people identify, study and communicate about organisms accurately, for example to recognise a mosquito that spreads disease or a crop pest. It also helps conservation, because we must know which organisms exist and how they are related in order to protect biodiversity.</w:t>
+              <w:t xml:space="preserve">(a) Kingdom, Phylum (Division in plants), Class, Order, Family, Genus, Species. (b) The ranks are nested, each one sitting inside the one above it. Take the maize plant (Zea mays). At Kingdom level it sits in a very large group with all plants. At each step down, through Phylum/Division, Class, Order, Family and Genus, the group it belongs to contains fewer organisms, and the organisms in the group share more features, so they are more similar to each other. At Species level the group is the smallest and most specific, containing only maize plants of the same kind. (c) Claim: A ranked hierarchy lets everyone place an organism in the same position. Evidence: When we arranged the rank cards and classified the goat, chicken, maize, bean plant, mosquito and mushroom, some shared the same Kingdom or Phylum but separated at lower levels, and the placement did not depend on the organism's name in Kikuyu, Luo, Kiswahili or English. Reasoning: Because the groups are based on shared characteristics and arranged in the same order everywhere, anyone using the same chart gets the same placement, unlike sorting by colour, habitat or usefulness, which gives different groups.</w:t>
             </w:r>
           </w:p>
         </w:tc>
@@ -539,7 +539,7 @@
                 <w:sz w:val="22"/>
                 <w:szCs w:val="22"/>
               </w:rPr>
-              <w:t xml:space="preserve">Part 3: Taxonomic units and scientific names</w:t>
+              <w:t xml:space="preserve">Part 3: One name for every organism</w:t>
             </w:r>
           </w:p>
         </w:tc>
@@ -573,7 +573,7 @@
                 <w:sz w:val="18"/>
                 <w:szCs w:val="18"/>
               </w:rPr>
-              <w:t xml:space="preserve">(a) List the seven taxonomic ranks in order from the broadest to the most specific. (b) Explain what happens to the number of organisms in a group and how similar they are as you move down the ranks. (c) Explain how a scientific name is written and why a two-part scientific name solves the problem of different local names. Use maize (Zea mays) as an example.</w:t>
+              <w:t xml:space="preserve">(a) Explain why common names cause problems when people share information, using maize, beans, goat or mosquito as an example. (b) State the rules for writing a scientific name using binomial nomenclature. (c) Here are three names written wrongly: 'zea Mays', 'capra hircus' and 'Anopheles Gambiae'. Rewrite each correctly and say which rule was broken in each name.</w:t>
             </w:r>
           </w:p>
         </w:tc>
@@ -605,7 +605,7 @@
                 <w:sz w:val="18"/>
                 <w:szCs w:val="18"/>
               </w:rPr>
-              <w:t xml:space="preserve">(a) Kingdom, Phylum (Division in plants), Class, Order, Family, Genus, Species. (b) The ranks are nested, each one inside the one above it. As you move down, there are fewer organisms in each group and they share more features, so they are more similar to each other. Species is the most specific rank. (c) Binomial nomenclature gives every organism a two-part Latin name: the genus first with a capital letter, then the species with small letters, with each part in italics or underlined separately, for example *Zea mays* (or &lt;u&gt;Zea&lt;/u&gt; &lt;u&gt;mays&lt;/u&gt; when handwritten). Maize is called 'mahindi' in Kiswahili and has other names in other languages, but it has one agreed scientific name that is the same worldwide. A Luo farmer in Kisumu and a Kikuyu trader in Nairobi can therefore be sure they mean the same organism.</w:t>
+              <w:t xml:space="preserve">(a) Common names vary with language and community; for example, maize, goat and mosquito each have different names in Kikuyu, Luo, Kiswahili and English. This causes confusion, because people may not be sure they mean the same organism. A universal name avoids this. (b) A scientific name has two parts: the genus and the species. The genus begins with a capital letter and the species begins with a small letter. The name is in Latin form, so it is the same worldwide, and it is written in italics, or underlined when handwritten, with the genus and species underlined separately. Every organism has one agreed scientific name. (c) 'zea Mays' should be Zea mays: the genus 'zea' should start with a capital letter, and the species 'Mays' should start with a small letter, so both parts broke the capitalisation rule. 'capra hircus' should be Capra hircus: only the genus was wrong, because it should start with a capital letter. 'Anopheles Gambiae' should be Anopheles gambiae: only the species was wrong, because it should start with a small letter. Each correct name should also be written in italics, or if handwritten, with the genus and the species underlined separately.</w:t>
             </w:r>
           </w:p>
         </w:tc>
@@ -666,7 +666,7 @@
                 <w:sz w:val="22"/>
                 <w:szCs w:val="22"/>
               </w:rPr>
-              <w:t xml:space="preserve">Part 4: Classifying into the five kingdoms (Final Classification Challenge)</w:t>
+              <w:t xml:space="preserve">Part 4: Placing organisms into the five kingdoms</w:t>
             </w:r>
           </w:p>
         </w:tc>
@@ -700,7 +700,7 @@
                 <w:sz w:val="18"/>
                 <w:szCs w:val="18"/>
               </w:rPr>
-              <w:t xml:space="preserve">Choose any four of these organisms: Spirogyra, Escherichia coli, Rhizopus on stale bread, Agaricus (mushroom), Zea mays, Tilapia (Oreochromis niloticus), Anopheles mosquito, Amoeba, Acacia. For each one, name its kingdom (choose from Monera, Protoctista, Fungi, Plantae, Animalia) and give the observable evidence you used. Then write one sentence explaining why these characteristics are better for grouping than colour, habitat or usefulness.</w:t>
+              <w:t xml:space="preserve">Choose any four of these organisms from the final challenge: Spirogyra, Escherichia coli, Rhizopus on stale bread, Agaricus (mushroom), Zea mays, tilapia (Oreochromis niloticus), Anopheles mosquito, Amoeba, Acacia. For each one, name its kingdom out of the five kingdoms, and give the observable evidence (such as cell type, number of cells, cell wall, chlorophyll and mode of nutrition) that supports your decision. Then explain why these characteristics are better for classifying than colour, habitat or usefulness.</w:t>
             </w:r>
           </w:p>
         </w:tc>
@@ -732,7 +732,7 @@
                 <w:sz w:val="18"/>
                 <w:szCs w:val="18"/>
               </w:rPr>
-              <w:t xml:space="preserve">Any four of these are acceptable. Escherichia coli: Monera, because it is a bacterium with a simple cell without a true nucleus and it is single-celled. Amoeba: Protoctista, because it is a single-celled organism with a nucleus that feeds by taking in food. Spirogyra: Protoctista, because it is an alga that has chlorophyll and makes its own food and is found in water such as the shores of Lake Victoria. Rhizopus: Fungi, because it has cell walls and feeds by absorbing food from dead matter such as stale mandazi or bread, and has no chlorophyll. Agaricus: Fungi, for the same reasons. Zea mays and Acacia: Plantae, because they are many-celled, have cell walls and chlorophyll, and make their own food. Tilapia and Anopheles mosquito: Animalia, because they are many-celled, have no cell walls or chlorophyll, and feed on other organisms. Characteristics such as cell type, number of cells, cell wall, chlorophyll and mode of nutrition are shared features that anyone can check in the same way, while colour, habitat or usefulness change with the person and give different groups.</w:t>
+              <w:t xml:space="preserve">Any four correct choices are acceptable. Examples: Escherichia coli is in Monera (bacteria): it has a prokaryotic cell with no true nucleus and is single-celled. Spirogyra is in Protoctista: its cells have a true nucleus and chlorophyll, and it makes food by photosynthesis. Amoeba is in Protoctista: single-celled with a true nucleus, no cell wall and no chlorophyll, and it feeds by taking in food. Rhizopus on stale bread and Agaricus (mushroom) are in Fungi: they have cell walls, have no chlorophyll and absorb food from dead or decaying material. Zea mays and Acacia are in Plantae: many cells, cell walls, chlorophyll, and they make their own food by photosynthesis. Tilapia and the Anopheles mosquito are in Animalia: many cells, no cell walls, no chlorophyll, and they feed on other organisms. Characteristics such as cell type, number of cells, cell wall, chlorophyll and mode of nutrition are shared features that anyone can observe and check, so everyone gets the same answer. Colour, habitat or usefulness differ between groups and people, so they give different groupings.</w:t>
             </w:r>
           </w:p>
         </w:tc>
@@ -793,7 +793,7 @@
                 <w:sz w:val="22"/>
                 <w:szCs w:val="22"/>
               </w:rPr>
-              <w:t xml:space="preserve">Part 5: Putting it all together</w:t>
+              <w:t xml:space="preserve">Part 5: Our final explanation and why taxonomy matters</w:t>
             </w:r>
           </w:p>
         </w:tc>
@@ -827,7 +827,7 @@
                 <w:sz w:val="18"/>
                 <w:szCs w:val="18"/>
               </w:rPr>
-              <w:t xml:space="preserve">Compare how your group sorted the eight organisms in Lesson 1 with how you would now classify and name them. Write a final explanation that answers the Driving Question: How can living organisms be systematically organised, named and identified? Your explanation should connect classification, the hierarchy of ranks, scientific names and the five kingdoms, and say why taxonomy is important to people in Kenya.</w:t>
+              <w:t xml:space="preserve">Write your Final Explanation answering the driving question: How can living organisms be systematically organised, named and identified? Use a CER structure. Include: how organisms are grouped, how they are named, how you can identify the kingdom of an organism, and why this matters for people in Kenya (for example disease vectors, crop pests, useful organisms, and conserving biodiversity). Finally, say how your thinking has changed from your Lesson 1 model.</w:t>
             </w:r>
           </w:p>
         </w:tc>
@@ -859,7 +859,7 @@
                 <w:sz w:val="18"/>
                 <w:szCs w:val="18"/>
               </w:rPr>
-              <w:t xml:space="preserve">In Lesson 1 we sorted the goat, chicken, maize plant, mushroom, algae, bacteria, bean plant and mosquito by habitat, colour, size or usefulness, and each group got different results and used different local names. Now we know that living organisms are classified because there is a huge diversity of them, and taxonomy gives a scientific way of identifying, naming and grouping them by their similarities. Organisms are arranged in a hierarchy from Kingdom to Species, with each level more specific. Using cell structure, organisation and mode of nutrition, we place them in the five kingdoms: Monera (bacteria), Protoctista (algae), Fungi (mushroom), Plantae (maize, bean plant) and Animalia (goat, chicken, mosquito). Each species also gets a universal two-part scientific name, for example *Zea mays* or *Capra hircus*, written with a capital genus and a lower-case species, in italics or underlined. Because everyone uses the same evidence and names, people in Nairobi, Kisumu and Mombasa and across the world can identify, study and communicate about the same organism in the same way. This is important for recognising disease vectors such as the Anopheles mosquito, crop pests and useful organisms, and for conserving biodiversity.</w:t>
+              <w:t xml:space="preserve">Claim: Living organisms can be organised, named and identified in the same way everywhere by using classification based on shared characteristics, a hierarchy of ranks, and binomial nomenclature. Evidence: In Lesson 1 our groups sorted the goat, chicken, maize plant, mushroom, algae, bacteria, bean plant and mosquito by habitat, colour, size or usefulness and got different groups, and the organisms had different names in Kikuyu, Luo, Kiswahili and English. Later we arranged organisms into the seven ranks from Kingdom to Species, wrote scientific names such as Zea mays, Capra hircus and Anopheles gambiae, and placed unfamiliar organisms into the five kingdoms (Monera, Protoctista, Fungi, Plantae, Animalia) using cell type, number of cells, cell wall, chlorophyll and mode of nutrition. Reasoning: There is a very large diversity of organisms, so we need an organised system to study them. Taxonomy identifies, names and groups organisms by their similarities. Each level of the hierarchy is more specific, and each species has one two-part scientific name (genus capitalised, species in small letters) understood worldwide. Because everyone uses the same evidence and names, people in Nairobi, Kisumu and Mombasa and across the world can identify, study and communicate about the same organism. This matters in Kenya for recognising disease vectors such as the Anopheles mosquito, crop pests, and useful organisms, for understanding the economic importance of Monera, Protoctista and Fungi, and for conserving biodiversity. My thinking has changed: in Lesson 1 my model only had groups made by my own rules, but my final model has ranked levels, the five kingdoms and universal scientific names.</w:t>
             </w:r>
           </w:p>
         </w:tc>
@@ -1086,7 +1086,7 @@
                 <w:sz w:val="18"/>
                 <w:szCs w:val="18"/>
               </w:rPr>
-              <w:t xml:space="preserve">Correct use of characteristics</w:t>
+              <w:t xml:space="preserve">Correct use of characteristics (30%)</w:t>
             </w:r>
           </w:p>
         </w:tc>
@@ -1118,7 +1118,7 @@
                 <w:sz w:val="18"/>
                 <w:szCs w:val="18"/>
               </w:rPr>
-              <w:t xml:space="preserve">Uses cell type, number of cells, cell wall, chlorophyll and mode of nutrition accurately to place organisms in the five kingdoms and explains why they are better than personal criteria.</w:t>
+              <w:t xml:space="preserve">Consistently uses observable characteristics (cell type, number of cells, cell wall, chlorophyll, mode of nutrition) correctly to place organisms in kingdoms and explains why they are better than colour, habitat or usefulness.</w:t>
             </w:r>
           </w:p>
         </w:tc>
@@ -1150,7 +1150,7 @@
                 <w:sz w:val="18"/>
                 <w:szCs w:val="18"/>
               </w:rPr>
-              <w:t xml:space="preserve">Uses most characteristics correctly with a few gaps in explanation.</w:t>
+              <w:t xml:space="preserve">Uses most characteristics correctly with minor errors or incomplete explanation of why they are better than personal criteria.</w:t>
             </w:r>
           </w:p>
         </w:tc>
@@ -1216,7 +1216,7 @@
                 <w:sz w:val="18"/>
                 <w:szCs w:val="18"/>
               </w:rPr>
-              <w:t xml:space="preserve">Evidence and justification (Claim-Evidence-Reasoning)</w:t>
+              <w:t xml:space="preserve">Evidence and justification (25%)</w:t>
             </w:r>
           </w:p>
         </w:tc>
@@ -1248,7 +1248,7 @@
                 <w:sz w:val="18"/>
                 <w:szCs w:val="18"/>
               </w:rPr>
-              <w:t xml:space="preserve">Gives a clear claim supported by specific evidence from the lessons and reasoning that links the evidence to the claim and to the Lesson 1 puzzle.</w:t>
+              <w:t xml:space="preserve">Claim-Evidence-Reasoning is complete, with specific evidence from the lessons (sorting, case sets, rank cards, name cards, profile cards) linked clearly to the claim.</w:t>
             </w:r>
           </w:p>
         </w:tc>
@@ -1280,7 +1280,7 @@
                 <w:sz w:val="18"/>
                 <w:szCs w:val="18"/>
               </w:rPr>
-              <w:t xml:space="preserve">Gives a claim with some evidence, but the reasoning is partial.</w:t>
+              <w:t xml:space="preserve">CER is present with some evidence from the lessons, but the reasoning is partly missing or general.</w:t>
             </w:r>
           </w:p>
         </w:tc>
@@ -1312,7 +1312,7 @@
                 <w:sz w:val="18"/>
                 <w:szCs w:val="18"/>
               </w:rPr>
-              <w:t xml:space="preserve">Gives a claim with little or no evidence or reasoning.</w:t>
+              <w:t xml:space="preserve">Claim is given with little or no evidence or reasoning.</w:t>
             </w:r>
           </w:p>
         </w:tc>
@@ -1346,7 +1346,7 @@
                 <w:sz w:val="18"/>
                 <w:szCs w:val="18"/>
               </w:rPr>
-              <w:t xml:space="preserve">Accuracy of classification and naming</w:t>
+              <w:t xml:space="preserve">Accuracy of classification and naming (20%)</w:t>
             </w:r>
           </w:p>
         </w:tc>
@@ -1378,7 +1378,7 @@
                 <w:sz w:val="18"/>
                 <w:szCs w:val="18"/>
               </w:rPr>
-              <w:t xml:space="preserve">Orders the seven ranks correctly and writes scientific names with the correct format and capitalisation, italics or underlining.</w:t>
+              <w:t xml:space="preserve">Ranks are in the correct order, kingdoms are correct, and scientific names follow all rules (capital genus, lower-case species, italics or underlined, two parts).</w:t>
             </w:r>
           </w:p>
         </w:tc>
@@ -1410,7 +1410,7 @@
                 <w:sz w:val="18"/>
                 <w:szCs w:val="18"/>
               </w:rPr>
-              <w:t xml:space="preserve">Mostly correct ranks and names with minor format errors.</w:t>
+              <w:t xml:space="preserve">Mostly accurate with one or two errors in ranks, kingdoms or name writing.</w:t>
             </w:r>
           </w:p>
         </w:tc>
@@ -1442,7 +1442,7 @@
                 <w:sz w:val="18"/>
                 <w:szCs w:val="18"/>
               </w:rPr>
-              <w:t xml:space="preserve">Several errors in rank order, kingdoms or the format of scientific names.</w:t>
+              <w:t xml:space="preserve">Several errors in ranks, kingdoms or the writing of scientific names.</w:t>
             </w:r>
           </w:p>
         </w:tc>
@@ -1476,7 +1476,7 @@
                 <w:sz w:val="18"/>
                 <w:szCs w:val="18"/>
               </w:rPr>
-              <w:t xml:space="preserve">Communication and collaboration</w:t>
+              <w:t xml:space="preserve">Communication and collaboration (15%)</w:t>
             </w:r>
           </w:p>
         </w:tc>
@@ -1508,7 +1508,7 @@
                 <w:sz w:val="18"/>
                 <w:szCs w:val="18"/>
               </w:rPr>
-              <w:t xml:space="preserve">Writes clearly and logically using correct terms and shows use of group ideas and peer teaching.</w:t>
+              <w:t xml:space="preserve">Writing and group poster are clear, logical and well organised, using correct vocabulary, with clear evidence of contributing to the group.</w:t>
             </w:r>
           </w:p>
         </w:tc>
@@ -1540,7 +1540,7 @@
                 <w:sz w:val="18"/>
                 <w:szCs w:val="18"/>
               </w:rPr>
-              <w:t xml:space="preserve">Mostly clear, with some terms used loosely.</w:t>
+              <w:t xml:space="preserve">Writing is mostly clear with some correct vocabulary; contribution to group work is shown.</w:t>
             </w:r>
           </w:p>
         </w:tc>
@@ -1572,7 +1572,7 @@
                 <w:sz w:val="18"/>
                 <w:szCs w:val="18"/>
               </w:rPr>
-              <w:t xml:space="preserve">Unclear or disorganised, with few key terms used.</w:t>
+              <w:t xml:space="preserve">Writing is unclear or disorganised, with little correct vocabulary or little evidence of group contribution.</w:t>
             </w:r>
           </w:p>
         </w:tc>
@@ -1606,7 +1606,7 @@
                 <w:sz w:val="18"/>
                 <w:szCs w:val="18"/>
               </w:rPr>
-              <w:t xml:space="preserve">Local application and conservation connection</w:t>
+              <w:t xml:space="preserve">Local application and conservation connection (10%)</w:t>
             </w:r>
           </w:p>
         </w:tc>
@@ -1638,7 +1638,7 @@
                 <w:sz w:val="18"/>
                 <w:szCs w:val="18"/>
               </w:rPr>
-              <w:t xml:space="preserve">Uses Kenyan organisms and places and explains how taxonomy helps identify disease vectors, pests and useful organisms and conserve biodiversity.</w:t>
+              <w:t xml:space="preserve">Uses Kenyan organisms and places and clearly explains how taxonomy helps with disease vectors, crop pests, useful organisms and conserving biodiversity.</w:t>
             </w:r>
           </w:p>
         </w:tc>
@@ -1670,7 +1670,7 @@
                 <w:sz w:val="18"/>
                 <w:szCs w:val="18"/>
               </w:rPr>
-              <w:t xml:space="preserve">Gives a local example or a conservation link, but with limited explanation.</w:t>
+              <w:t xml:space="preserve">Gives a Kenyan example and a general link to the importance of taxonomy or conservation.</w:t>
             </w:r>
           </w:p>
         </w:tc>
@@ -1702,7 +1702,7 @@
                 <w:sz w:val="18"/>
                 <w:szCs w:val="18"/>
               </w:rPr>
-              <w:t xml:space="preserve">Gives no local example or conservation link.</w:t>
+              <w:t xml:space="preserve">Little or no link to Kenyan examples or the importance of taxonomy.</w:t>
             </w:r>
           </w:p>
         </w:tc>
@@ -1826,7 +1826,7 @@
         </w:rPr>
         <w:t xml:space="preserve">© 2026 SeaVuria and ARES. This work is licensed under a </w:t>
       </w:r>
-      <w:hyperlink w:history="1" r:id="rIdgzqhq7egkoiwb0o-nlicm">
+      <w:hyperlink w:history="1" r:id="rIdozh5gvwd9npriih1z295j">
         <w:r>
           <w:rPr>
             <w:rFonts w:ascii="Arial" w:cs="Arial" w:eastAsia="Arial" w:hAnsi="Arial"/>
@@ -1846,7 +1846,7 @@
         </w:rPr>
         <w:t xml:space="preserve"> (</w:t>
       </w:r>
-      <w:hyperlink w:history="1" r:id="rId2-8xg45lzyacuvfrgpcpk">
+      <w:hyperlink w:history="1" r:id="rId7xbrfd0ndhkblbd95tvcb">
         <w:r>
           <w:rPr>
             <w:rFonts w:ascii="Arial" w:cs="Arial" w:eastAsia="Arial" w:hAnsi="Arial"/>
@@ -1866,7 +1866,7 @@
         </w:rPr>
         <w:t xml:space="preserve">). To view a copy of this license, visit </w:t>
       </w:r>
-      <w:hyperlink w:history="1" r:id="rIdwdbthlnphrw7eh0_eeee7">
+      <w:hyperlink w:history="1" r:id="rIdjh-1mwsvf8c-8kqpp14hf">
         <w:r>
           <w:rPr>
             <w:rFonts w:ascii="Arial" w:cs="Arial" w:eastAsia="Arial" w:hAnsi="Arial"/>

--- a/data/outputs/v2/Grade11/Biology/Lesson_Plans/SS1.1_Taxonomy_I/Biology_Taxonomy_I_FinalExplanation_TeacherKey.docx
+++ b/data/outputs/v2/Grade11/Biology/Lesson_Plans/SS1.1_Taxonomy_I/Biology_Taxonomy_I_FinalExplanation_TeacherKey.docx
@@ -4,6 +4,7 @@
   <w:body>
     <w:p>
       <w:pPr>
+        <w:keepNext w:val="false"/>
         <w:spacing w:after="30" w:before="0"/>
         <w:jc w:val="center"/>
       </w:pPr>
@@ -23,6 +24,7 @@
     </w:p>
     <w:p>
       <w:pPr>
+        <w:keepNext w:val="false"/>
         <w:spacing w:after="60" w:before="0"/>
         <w:jc w:val="center"/>
       </w:pPr>
@@ -81,6 +83,7 @@
           </w:tcPr>
           <w:p>
             <w:pPr>
+              <w:keepNext w:val="false"/>
               <w:spacing w:after="40" w:before="0"/>
               <w:jc w:val="center"/>
             </w:pPr>
@@ -116,6 +119,7 @@
           </w:tcPr>
           <w:p>
             <w:pPr>
+              <w:keepNext w:val="false"/>
               <w:spacing w:after="40" w:before="0"/>
               <w:jc w:val="center"/>
             </w:pPr>
@@ -176,6 +180,7 @@
           </w:tcPr>
           <w:p>
             <w:pPr>
+              <w:keepNext w:val="false"/>
               <w:spacing w:after="40" w:before="0"/>
               <w:jc w:val="center"/>
             </w:pPr>
@@ -210,6 +215,7 @@
           </w:tcPr>
           <w:p>
             <w:pPr>
+              <w:keepNext w:val="false"/>
               <w:spacing w:after="40" w:before="0"/>
               <w:jc w:val="left"/>
             </w:pPr>
@@ -271,6 +277,7 @@
           </w:tcPr>
           <w:p>
             <w:pPr>
+              <w:keepNext/>
               <w:spacing w:after="40" w:before="0"/>
               <w:jc w:val="center"/>
             </w:pPr>
@@ -305,6 +312,7 @@
           </w:tcPr>
           <w:p>
             <w:pPr>
+              <w:keepNext w:val="false"/>
               <w:spacing w:after="40" w:before="0"/>
               <w:jc w:val="left"/>
             </w:pPr>
@@ -337,6 +345,7 @@
           </w:tcPr>
           <w:p>
             <w:pPr>
+              <w:keepNext w:val="false"/>
               <w:spacing w:after="40" w:before="0"/>
               <w:jc w:val="left"/>
             </w:pPr>
@@ -398,6 +407,7 @@
           </w:tcPr>
           <w:p>
             <w:pPr>
+              <w:keepNext/>
               <w:spacing w:after="40" w:before="0"/>
               <w:jc w:val="center"/>
             </w:pPr>
@@ -432,6 +442,7 @@
           </w:tcPr>
           <w:p>
             <w:pPr>
+              <w:keepNext w:val="false"/>
               <w:spacing w:after="40" w:before="0"/>
               <w:jc w:val="left"/>
             </w:pPr>
@@ -464,6 +475,7 @@
           </w:tcPr>
           <w:p>
             <w:pPr>
+              <w:keepNext w:val="false"/>
               <w:spacing w:after="40" w:before="0"/>
               <w:jc w:val="left"/>
             </w:pPr>
@@ -525,6 +537,7 @@
           </w:tcPr>
           <w:p>
             <w:pPr>
+              <w:keepNext/>
               <w:spacing w:after="40" w:before="0"/>
               <w:jc w:val="center"/>
             </w:pPr>
@@ -559,6 +572,7 @@
           </w:tcPr>
           <w:p>
             <w:pPr>
+              <w:keepNext w:val="false"/>
               <w:spacing w:after="40" w:before="0"/>
               <w:jc w:val="left"/>
             </w:pPr>
@@ -591,6 +605,7 @@
           </w:tcPr>
           <w:p>
             <w:pPr>
+              <w:keepNext w:val="false"/>
               <w:spacing w:after="40" w:before="0"/>
               <w:jc w:val="left"/>
             </w:pPr>
@@ -652,6 +667,7 @@
           </w:tcPr>
           <w:p>
             <w:pPr>
+              <w:keepNext/>
               <w:spacing w:after="40" w:before="0"/>
               <w:jc w:val="center"/>
             </w:pPr>
@@ -686,6 +702,7 @@
           </w:tcPr>
           <w:p>
             <w:pPr>
+              <w:keepNext w:val="false"/>
               <w:spacing w:after="40" w:before="0"/>
               <w:jc w:val="left"/>
             </w:pPr>
@@ -718,6 +735,7 @@
           </w:tcPr>
           <w:p>
             <w:pPr>
+              <w:keepNext w:val="false"/>
               <w:spacing w:after="40" w:before="0"/>
               <w:jc w:val="left"/>
             </w:pPr>
@@ -779,6 +797,7 @@
           </w:tcPr>
           <w:p>
             <w:pPr>
+              <w:keepNext/>
               <w:spacing w:after="40" w:before="0"/>
               <w:jc w:val="center"/>
             </w:pPr>
@@ -813,6 +832,7 @@
           </w:tcPr>
           <w:p>
             <w:pPr>
+              <w:keepNext w:val="false"/>
               <w:spacing w:after="40" w:before="0"/>
               <w:jc w:val="left"/>
             </w:pPr>
@@ -845,6 +865,7 @@
           </w:tcPr>
           <w:p>
             <w:pPr>
+              <w:keepNext w:val="false"/>
               <w:spacing w:after="40" w:before="0"/>
               <w:jc w:val="left"/>
             </w:pPr>
@@ -908,6 +929,7 @@
           </w:tcPr>
           <w:p>
             <w:pPr>
+              <w:keepNext w:val="false"/>
               <w:spacing w:after="40" w:before="0"/>
               <w:jc w:val="center"/>
             </w:pPr>
@@ -942,6 +964,7 @@
           </w:tcPr>
           <w:p>
             <w:pPr>
+              <w:keepNext w:val="false"/>
               <w:spacing w:after="40" w:before="0"/>
               <w:jc w:val="left"/>
             </w:pPr>
@@ -974,6 +997,7 @@
           </w:tcPr>
           <w:p>
             <w:pPr>
+              <w:keepNext w:val="false"/>
               <w:spacing w:after="40" w:before="0"/>
               <w:jc w:val="left"/>
             </w:pPr>
@@ -1006,6 +1030,7 @@
           </w:tcPr>
           <w:p>
             <w:pPr>
+              <w:keepNext w:val="false"/>
               <w:spacing w:after="40" w:before="0"/>
               <w:jc w:val="left"/>
             </w:pPr>
@@ -1038,6 +1063,7 @@
           </w:tcPr>
           <w:p>
             <w:pPr>
+              <w:keepNext w:val="false"/>
               <w:spacing w:after="40" w:before="0"/>
               <w:jc w:val="left"/>
             </w:pPr>
@@ -1072,6 +1098,7 @@
           </w:tcPr>
           <w:p>
             <w:pPr>
+              <w:keepNext w:val="false"/>
               <w:spacing w:after="40" w:before="0"/>
               <w:jc w:val="left"/>
             </w:pPr>
@@ -1104,6 +1131,7 @@
           </w:tcPr>
           <w:p>
             <w:pPr>
+              <w:keepNext w:val="false"/>
               <w:spacing w:after="40" w:before="0"/>
               <w:jc w:val="left"/>
             </w:pPr>
@@ -1136,6 +1164,7 @@
           </w:tcPr>
           <w:p>
             <w:pPr>
+              <w:keepNext w:val="false"/>
               <w:spacing w:after="40" w:before="0"/>
               <w:jc w:val="left"/>
             </w:pPr>
@@ -1168,6 +1197,7 @@
           </w:tcPr>
           <w:p>
             <w:pPr>
+              <w:keepNext w:val="false"/>
               <w:spacing w:after="40" w:before="0"/>
               <w:jc w:val="left"/>
             </w:pPr>
@@ -1202,6 +1232,7 @@
           </w:tcPr>
           <w:p>
             <w:pPr>
+              <w:keepNext w:val="false"/>
               <w:spacing w:after="40" w:before="0"/>
               <w:jc w:val="left"/>
             </w:pPr>
@@ -1234,6 +1265,7 @@
           </w:tcPr>
           <w:p>
             <w:pPr>
+              <w:keepNext w:val="false"/>
               <w:spacing w:after="40" w:before="0"/>
               <w:jc w:val="left"/>
             </w:pPr>
@@ -1266,6 +1298,7 @@
           </w:tcPr>
           <w:p>
             <w:pPr>
+              <w:keepNext w:val="false"/>
               <w:spacing w:after="40" w:before="0"/>
               <w:jc w:val="left"/>
             </w:pPr>
@@ -1298,6 +1331,7 @@
           </w:tcPr>
           <w:p>
             <w:pPr>
+              <w:keepNext w:val="false"/>
               <w:spacing w:after="40" w:before="0"/>
               <w:jc w:val="left"/>
             </w:pPr>
@@ -1332,6 +1366,7 @@
           </w:tcPr>
           <w:p>
             <w:pPr>
+              <w:keepNext w:val="false"/>
               <w:spacing w:after="40" w:before="0"/>
               <w:jc w:val="left"/>
             </w:pPr>
@@ -1364,6 +1399,7 @@
           </w:tcPr>
           <w:p>
             <w:pPr>
+              <w:keepNext w:val="false"/>
               <w:spacing w:after="40" w:before="0"/>
               <w:jc w:val="left"/>
             </w:pPr>
@@ -1396,6 +1432,7 @@
           </w:tcPr>
           <w:p>
             <w:pPr>
+              <w:keepNext w:val="false"/>
               <w:spacing w:after="40" w:before="0"/>
               <w:jc w:val="left"/>
             </w:pPr>
@@ -1428,6 +1465,7 @@
           </w:tcPr>
           <w:p>
             <w:pPr>
+              <w:keepNext w:val="false"/>
               <w:spacing w:after="40" w:before="0"/>
               <w:jc w:val="left"/>
             </w:pPr>
@@ -1462,6 +1500,7 @@
           </w:tcPr>
           <w:p>
             <w:pPr>
+              <w:keepNext w:val="false"/>
               <w:spacing w:after="40" w:before="0"/>
               <w:jc w:val="left"/>
             </w:pPr>
@@ -1494,6 +1533,7 @@
           </w:tcPr>
           <w:p>
             <w:pPr>
+              <w:keepNext w:val="false"/>
               <w:spacing w:after="40" w:before="0"/>
               <w:jc w:val="left"/>
             </w:pPr>
@@ -1526,6 +1566,7 @@
           </w:tcPr>
           <w:p>
             <w:pPr>
+              <w:keepNext w:val="false"/>
               <w:spacing w:after="40" w:before="0"/>
               <w:jc w:val="left"/>
             </w:pPr>
@@ -1558,6 +1599,7 @@
           </w:tcPr>
           <w:p>
             <w:pPr>
+              <w:keepNext w:val="false"/>
               <w:spacing w:after="40" w:before="0"/>
               <w:jc w:val="left"/>
             </w:pPr>
@@ -1592,6 +1634,7 @@
           </w:tcPr>
           <w:p>
             <w:pPr>
+              <w:keepNext w:val="false"/>
               <w:spacing w:after="40" w:before="0"/>
               <w:jc w:val="left"/>
             </w:pPr>
@@ -1624,6 +1667,7 @@
           </w:tcPr>
           <w:p>
             <w:pPr>
+              <w:keepNext w:val="false"/>
               <w:spacing w:after="40" w:before="0"/>
               <w:jc w:val="left"/>
             </w:pPr>
@@ -1656,6 +1700,7 @@
           </w:tcPr>
           <w:p>
             <w:pPr>
+              <w:keepNext w:val="false"/>
               <w:spacing w:after="40" w:before="0"/>
               <w:jc w:val="left"/>
             </w:pPr>
@@ -1688,6 +1733,7 @@
           </w:tcPr>
           <w:p>
             <w:pPr>
+              <w:keepNext w:val="false"/>
               <w:spacing w:after="40" w:before="0"/>
               <w:jc w:val="left"/>
             </w:pPr>
@@ -1826,7 +1872,7 @@
         </w:rPr>
         <w:t xml:space="preserve">© 2026 SeaVuria and ARES. This work is licensed under a </w:t>
       </w:r>
-      <w:hyperlink w:history="1" r:id="rIdozh5gvwd9npriih1z295j">
+      <w:hyperlink w:history="1" r:id="rIdvqmg3oonlaur3tbj8iifu">
         <w:r>
           <w:rPr>
             <w:rFonts w:ascii="Arial" w:cs="Arial" w:eastAsia="Arial" w:hAnsi="Arial"/>
@@ -1846,7 +1892,7 @@
         </w:rPr>
         <w:t xml:space="preserve"> (</w:t>
       </w:r>
-      <w:hyperlink w:history="1" r:id="rId7xbrfd0ndhkblbd95tvcb">
+      <w:hyperlink w:history="1" r:id="rIdaljubd-wnwp7iyg4o5dky">
         <w:r>
           <w:rPr>
             <w:rFonts w:ascii="Arial" w:cs="Arial" w:eastAsia="Arial" w:hAnsi="Arial"/>
@@ -1866,7 +1912,7 @@
         </w:rPr>
         <w:t xml:space="preserve">). To view a copy of this license, visit </w:t>
       </w:r>
-      <w:hyperlink w:history="1" r:id="rIdjh-1mwsvf8c-8kqpp14hf">
+      <w:hyperlink w:history="1" r:id="rIdski1gtbfowoentbhpe41z">
         <w:r>
           <w:rPr>
             <w:rFonts w:ascii="Arial" w:cs="Arial" w:eastAsia="Arial" w:hAnsi="Arial"/>

--- a/data/outputs/v2/Grade11/Biology/Lesson_Plans/SS1.1_Taxonomy_I/Biology_Taxonomy_I_FinalExplanation_TeacherKey.docx
+++ b/data/outputs/v2/Grade11/Biology/Lesson_Plans/SS1.1_Taxonomy_I/Biology_Taxonomy_I_FinalExplanation_TeacherKey.docx
@@ -1872,7 +1872,7 @@
         </w:rPr>
         <w:t xml:space="preserve">© 2026 SeaVuria and ARES. This work is licensed under a </w:t>
       </w:r>
-      <w:hyperlink w:history="1" r:id="rIdvqmg3oonlaur3tbj8iifu">
+      <w:hyperlink w:history="1" r:id="rIdkffvqhjv6rpuhntq9ppsq">
         <w:r>
           <w:rPr>
             <w:rFonts w:ascii="Arial" w:cs="Arial" w:eastAsia="Arial" w:hAnsi="Arial"/>
@@ -1892,7 +1892,7 @@
         </w:rPr>
         <w:t xml:space="preserve"> (</w:t>
       </w:r>
-      <w:hyperlink w:history="1" r:id="rIdaljubd-wnwp7iyg4o5dky">
+      <w:hyperlink w:history="1" r:id="rId4fa4zvho44fh6xgwiyerm">
         <w:r>
           <w:rPr>
             <w:rFonts w:ascii="Arial" w:cs="Arial" w:eastAsia="Arial" w:hAnsi="Arial"/>
@@ -1912,7 +1912,7 @@
         </w:rPr>
         <w:t xml:space="preserve">). To view a copy of this license, visit </w:t>
       </w:r>
-      <w:hyperlink w:history="1" r:id="rIdski1gtbfowoentbhpe41z">
+      <w:hyperlink w:history="1" r:id="rIdv8yzrnuaqemr0mmypb_4-">
         <w:r>
           <w:rPr>
             <w:rFonts w:ascii="Arial" w:cs="Arial" w:eastAsia="Arial" w:hAnsi="Arial"/>
